--- a/JSON_Data_Extraction_Guide_v3.docx
+++ b/JSON_Data_Extraction_Guide_v3.docx
@@ -460,7 +460,21 @@
                 <w:i/>
                 <w:iCs/>
               </w:rPr>
-              <w:t>“Scan the attached JSON for risk indicators. List every red flag regarding role clarity, workload, turnover risk, or ghost job probability. Tell me straight up if this job looks like a trap or a legitimate hire.”</w:t>
+              <w:t>“</w:t>
+            </w:r>
+            <w:r>
+              <w:rPr>
+                <w:i/>
+                <w:iCs/>
+              </w:rPr>
+              <w:t>Scan the attached JSON for risk indicators. Separate: 1) confirmed red flags, 2) fit constraints or deal-breakers, and 3) unresolved questions that require recruiter confirmation. Assess the likelihood that this is an active, legitimate hiring process only from evidence in the JSON; do not infer a ghost job without supporting indicators.</w:t>
+            </w:r>
+            <w:r>
+              <w:rPr>
+                <w:i/>
+                <w:iCs/>
+              </w:rPr>
+              <w:t>”</w:t>
             </w:r>
           </w:p>
         </w:tc>
@@ -879,15 +893,8 @@
                 <w:i/>
                 <w:iCs/>
               </w:rPr>
-              <w:t xml:space="preserve">“Based on the team structure, technical stack, and potential risks in this JSON, give me 2 targeted questions to ask at each stage: 1) HR/Recruiter (process, budget, timeline), 2) Hiring Manager (team pain </w:t>
-            </w:r>
-            <w:r>
-              <w:rPr>
-                <w:i/>
-                <w:iCs/>
-              </w:rPr>
               <w:lastRenderedPageBreak/>
-              <w:t>points, success metrics, culture), and 3) Technical/Peer Loop (actual daily workflow, tech debt, tool choices).”</w:t>
+              <w:t>“Based on the team structure, technical stack, and potential risks in this JSON, give me 2 targeted questions to ask at each stage: 1) HR/Recruiter (process, budget, timeline), 2) Hiring Manager (team pain points, success metrics, culture), and 3) Technical/Peer Loop (actual daily workflow, tech debt, tool choices).”</w:t>
             </w:r>
           </w:p>
         </w:tc>
@@ -2106,6 +2113,7 @@
     <w:rsidRoot w:val="004739A8"/>
     <w:rsid w:val="004739A8"/>
     <w:rsid w:val="00490C4B"/>
+    <w:rsid w:val="00BC1967"/>
     <w:rsid w:val="00CE5832"/>
   </w:rsids>
   <m:mathPr>

--- a/JSON_Data_Extraction_Guide_v3.docx
+++ b/JSON_Data_Extraction_Guide_v3.docx
@@ -39,14 +39,20 @@
       <w:pPr>
         <w:spacing w:after="300"/>
         <w:rPr>
-          <w:sz w:val="22"/>
-          <w:szCs w:val="22"/>
+          <w:b/>
+          <w:bCs/>
+          <w:color w:val="4472C4" w:themeColor="accent1"/>
+          <w:sz w:val="24"/>
+          <w:szCs w:val="24"/>
         </w:rPr>
       </w:pPr>
       <w:r>
         <w:rPr>
-          <w:sz w:val="22"/>
-          <w:szCs w:val="22"/>
+          <w:b/>
+          <w:bCs/>
+          <w:color w:val="4472C4" w:themeColor="accent1"/>
+          <w:sz w:val="24"/>
+          <w:szCs w:val="24"/>
         </w:rPr>
         <w:t>How to use this guide</w:t>
       </w:r>
@@ -223,7 +229,23 @@
                 <w:i/>
                 <w:iCs/>
               </w:rPr>
-              <w:t>“Analyze the attached JSON. Give me a three-bullet summary covering: 1) the job’s actual core function, 2) the biggest red flag or risk factor in the posting, and 3) the exact base-salary range and total-compensation breakdown.”</w:t>
+              <w:t>“</w:t>
+            </w:r>
+            <w:proofErr w:type="spellStart"/>
+            <w:r>
+              <w:rPr>
+                <w:i/>
+                <w:iCs/>
+              </w:rPr>
+              <w:t>Analyze</w:t>
+            </w:r>
+            <w:proofErr w:type="spellEnd"/>
+            <w:r>
+              <w:rPr>
+                <w:i/>
+                <w:iCs/>
+              </w:rPr>
+              <w:t xml:space="preserve"> the attached JSON. Give me a three-bullet summary covering: 1) the job’s actual core function, 2) the biggest red flag or risk factor in the posting, and 3) the exact base-salary range and total-compensation breakdown.”</w:t>
             </w:r>
           </w:p>
         </w:tc>
@@ -289,7 +311,23 @@
                 <w:i/>
                 <w:iCs/>
               </w:rPr>
-              <w:t>“Pull all compensation data from the attached JSON. Separate confirmed figures from eligibility-only items. State the base range, variable pay, equity, and benefits exactly as captured. Do not estimate total compensation if bonus targets, equity values, or benefit values are absent. Then give a negotiation range and three non-salary items to negotiate, clearly labeling any advice as an inference.”</w:t>
+              <w:t xml:space="preserve">“Pull all compensation data from the attached JSON. Separate confirmed figures from eligibility-only items. State the base range, variable pay, equity, and benefits exactly as captured. Do not estimate total compensation if bonus targets, equity values, or benefit values are absent. Then give a negotiation range and three non-salary items to negotiate, clearly </w:t>
+            </w:r>
+            <w:proofErr w:type="spellStart"/>
+            <w:r>
+              <w:rPr>
+                <w:i/>
+                <w:iCs/>
+              </w:rPr>
+              <w:t>labeling</w:t>
+            </w:r>
+            <w:proofErr w:type="spellEnd"/>
+            <w:r>
+              <w:rPr>
+                <w:i/>
+                <w:iCs/>
+              </w:rPr>
+              <w:t xml:space="preserve"> any advice as an inference.”</w:t>
             </w:r>
           </w:p>
         </w:tc>
@@ -1115,6 +1153,7 @@
           <w:dataBinding w:prefixMappings="xmlns:ns0='http://purl.org/dc/elements/1.1/' xmlns:ns1='http://schemas.openxmlformats.org/package/2006/metadata/core-properties' " w:xpath="/ns1:coreProperties[1]/ns0:title[1]" w:storeItemID="{6C3C8BC8-F283-45AE-878A-BAB7291924A1}"/>
           <w:text/>
         </w:sdtPr>
+        <w:sdtEndPr/>
         <w:sdtContent>
           <w:tc>
             <w:tcPr>
@@ -1167,6 +1206,7 @@
             <w:calendar w:val="gregorian"/>
           </w:date>
         </w:sdtPr>
+        <w:sdtEndPr/>
         <w:sdtContent>
           <w:tc>
             <w:tcPr>
@@ -2113,6 +2153,7 @@
     <w:rsidRoot w:val="004739A8"/>
     <w:rsid w:val="004739A8"/>
     <w:rsid w:val="00490C4B"/>
+    <w:rsid w:val="005B1DCF"/>
     <w:rsid w:val="00BC1967"/>
     <w:rsid w:val="00CE5832"/>
   </w:rsids>
